--- a/paper/cover_letter.docx
+++ b/paper/cover_letter.docx
@@ -19,6 +19,40 @@
         <w:pStyle w:val="BodyText"/>
       </w:pPr>
       <w:r>
+        <w:t xml:space="preserve">[Author One]</w:t>
+      </w:r>
+      <w:r>
+        <w:t xml:space="preserve"> </w:t>
+      </w:r>
+      <w:r>
+        <w:t xml:space="preserve">[Department / Laboratory]</w:t>
+      </w:r>
+      <w:r>
+        <w:t xml:space="preserve"> </w:t>
+      </w:r>
+      <w:r>
+        <w:t xml:space="preserve">[Institution, City, Postcode, Country]</w:t>
+      </w:r>
+      <w:r>
+        <w:t xml:space="preserve"> </w:t>
+      </w:r>
+      <w:r>
+        <w:t xml:space="preserve">E-mail: [corresponding.author@institution.edu]</w:t>
+      </w:r>
+    </w:p>
+    <w:p>
+      <w:pPr>
+        <w:pStyle w:val="BodyText"/>
+      </w:pPr>
+      <w:r>
+        <w:t xml:space="preserve">[Date]</w:t>
+      </w:r>
+    </w:p>
+    <w:p>
+      <w:pPr>
+        <w:pStyle w:val="BodyText"/>
+      </w:pPr>
+      <w:r>
         <w:t xml:space="preserve">To the Editor-in-Chief</w:t>
       </w:r>
       <w:r>
@@ -440,11 +474,43 @@
       <w:r>
         <w:t xml:space="preserve">Sincerely,</w:t>
       </w:r>
-      <w:r>
-        <w:t xml:space="preserve"> </w:t>
-      </w:r>
-      <w:r>
-        <w:t xml:space="preserve">The authors</w:t>
+    </w:p>
+    <w:p>
+      <w:pPr>
+        <w:pStyle w:val="BodyText"/>
+      </w:pPr>
+      <w:r>
+        <w:t xml:space="preserve">[Author One]</w:t>
+      </w:r>
+      <w:r>
+        <w:t xml:space="preserve"> </w:t>
+      </w:r>
+      <w:r>
+        <w:t xml:space="preserve">on behalf of all authors</w:t>
+      </w:r>
+    </w:p>
+    <w:p>
+      <w:pPr>
+        <w:pStyle w:val="BlockText"/>
+      </w:pPr>
+      <w:r>
+        <w:rPr>
+          <w:b/>
+          <w:bCs/>
+        </w:rPr>
+        <w:t xml:space="preserve">Author block is a template</w:t>
+      </w:r>
+      <w:r>
+        <w:t xml:space="preserve"> </w:t>
+      </w:r>
+      <w:r>
+        <w:t xml:space="preserve">— replace the bracketed fields with the real</w:t>
+      </w:r>
+      <w:r>
+        <w:t xml:space="preserve"> </w:t>
+      </w:r>
+      <w:r>
+        <w:t xml:space="preserve">author name, affiliation, e-mail and date before submission.</w:t>
       </w:r>
     </w:p>
     <w:sectPr>

--- a/paper/cover_letter.docx
+++ b/paper/cover_letter.docx
@@ -113,6 +113,23 @@
     </w:p>
     <w:p>
       <w:pPr>
+        <w:pStyle w:val="PreOpenCallout"/>
+        <w:shd w:fill="F4F6F9"/>
+        <w:pBdr>
+          <w:left w:val="single" w:sz="20" w:space="8" w:color="2E74B5"/>
+        </w:pBdr>
+        <w:keepLines/>
+      </w:pPr>
+      <w:r>
+        <w:rPr>
+          <w:rFonts w:ascii="Calibri" w:hAnsi="Calibri" w:eastAsia="Calibri" w:cs="Calibri"/>
+          <w:b w:val="0"/>
+        </w:rPr>
+        <w:t>Byte-frozen pre-opening snapshot: this file is not a live status page and is intentionally not rewritten by the one-time Route-A result renderer.</w:t>
+      </w:r>
+    </w:p>
+    <w:p>
+      <w:pPr>
         <w:keepLines/>
       </w:pPr>
       <w:r>
@@ -156,7 +173,7 @@
           <w:rFonts w:ascii="Calibri" w:hAnsi="Calibri" w:eastAsia="Calibri" w:cs="Calibri"/>
           <w:b w:val="0"/>
         </w:rPr>
-        <w:t>The planned study evaluates daily water-temperature hindcasts at 1-, 3-, and 7-day horizons on a stable 120-site USGS development panel. The method combines a damped-persistence anchor, a learned relaxation proposal, a sparse variable/lag router, a causal temporal convolutional encoder, a regime mixture, bounded residuals, a separate MSE point head, three pinball-trained quantile heads, and a split-conformal 90% interval. The evaluation design emphasizes common target keys, station-balanced effects, clustered spatial inference, frozen model/input chronology, raw qualifier provenance, and receipt-derived statements.</w:t>
+        <w:t>The planned study evaluates daily water-temperature hindcasts at 1-, 3-, and 7-day horizons on a stable 120-site USGS development panel. The method combines a damped-persistence anchor, a learned relaxation proposal, a sparse variable/lag router, a causal temporal convolutional encoder, a regime mixture, bounded residuals, a separate MSE point head, three pinball-trained quantile heads, and a split-conformal 90% interval. The evaluation design emphasizes common target keys, station-balanced effects, clustered spatial inference, frozen model/input chronology, raw qualifier provenance, and receipt-derived statements. The H2 comparison is limited to the frozen four-candidate, five-seed LightGBM procedure; historical tuning budgets were not equalized. The Stage 09 controls are single-seed functionality/intervention diagnostics rather than evidence of causal mechanisms, component necessity, or cross-seed stability.</w:t>
       </w:r>
     </w:p>
     <w:p>
@@ -168,7 +185,7 @@
           <w:rFonts w:ascii="Calibri" w:hAnsi="Calibri" w:eastAsia="Calibri" w:cs="Calibri"/>
           <w:b w:val="0"/>
         </w:rPr>
-        <w:t>At present, the canonical development rerun, model-suite freeze, later covariate freeze, one-time authorization, and target-period scoring have not finished. We have therefore removed all legacy performance numbers from the manuscript. A future submission will include every predeclared formal comparison, including negative, conflicting, or non-estimable outcomes, only after the fixed evidence chain passes.</w:t>
+        <w:t>The outcome-free 2018–2020 predictor-product bridge has passed. At present, the canonical development rerun, model-suite freeze, later covariate freeze, one-time authorization, and target-period scoring have not finished. We have therefore removed all legacy performance numbers from the manuscript. A future submission will include every predeclared formal comparison, including negative, conflicting, or non-estimable outcomes, only after the fixed evidence chain passes.</w:t>
       </w:r>
     </w:p>
     <w:p>
@@ -180,7 +197,7 @@
           <w:rFonts w:ascii="Calibri" w:hAnsi="Calibri" w:eastAsia="Calibri" w:cs="Calibri"/>
           <w:b w:val="0"/>
         </w:rPr>
-        <w:t>The intended contribution is twofold: a constrained hindcasting architecture and an auditable evaluation/release workflow. The manuscript will explicitly delimit the availability-enriched sample, retrospective finalized covariates, coarse HUC2 dependence groups, daily-mean target, point-scale meteorology, missing development request provenance, numerical comparison margin, and local honest-owner Git seal.</w:t>
+        <w:t>The intended contribution is twofold: a constrained hindcasting architecture and an auditable evaluation/release workflow. The manuscript will explicitly delimit the availability-enriched sample, retrospective finalized covariates, coarse HUC2 dependence groups, daily-mean target, point-scale meteorology, missing development request provenance, numerical comparison margin, calibration-row-weighted Platt fitting versus station-balanced target metrics, observable-outcome conditioning, the descriptive-only temporal-coverage sensitivities, the unofficial status of the Air2stream-style reference, and the local honest-owner Git seal.</w:t>
       </w:r>
     </w:p>
     <w:p>

--- a/paper/cover_letter.docx
+++ b/paper/cover_letter.docx
@@ -174,6 +174,18 @@
           <w:b w:val="0"/>
         </w:rPr>
         <w:t>The planned study evaluates daily water-temperature hindcasts at 1-, 3-, and 7-day horizons on a stable 120-site USGS development panel. The method combines a damped-persistence anchor, a learned relaxation proposal, a sparse variable/lag router, a causal temporal convolutional encoder, a regime mixture, bounded residuals, a separate MSE point head, three pinball-trained quantile heads, and a split-conformal 90% interval. The evaluation design emphasizes common target keys, station-balanced effects, clustered spatial inference, frozen model/input chronology, raw qualifier provenance, and receipt-derived statements. The H2 comparison is limited to the frozen four-candidate, five-seed LightGBM procedure; historical tuning budgets were not equalized. The Stage 09 controls are single-seed functionality/intervention diagnostics rather than evidence of causal mechanisms, component necessity, or cross-seed stability.</w:t>
+      </w:r>
+    </w:p>
+    <w:p>
+      <w:pPr>
+        <w:keepLines/>
+      </w:pPr>
+      <w:r>
+        <w:rPr>
+          <w:rFonts w:ascii="Calibri" w:hAnsi="Calibri" w:eastAsia="Calibri" w:cs="Calibri"/>
+          <w:b w:val="0"/>
+        </w:rPr>
+        <w:t>An outcome-free inference-scope amendment makes all directional wording conditional on a claim-blocking gate requiring at least 30 reportable clusters. The frozen cohort contains at most 15 HUC2 groups, so this requirement cannot pass regardless of the target-period outcomes. The five comparisons will still be reported, but only as fixed-cohort descriptive effects; their HUC2 bootstrap intervals, exact sign-flip p-values, and Holm values are assumption-conditional sensitivities and cannot support superiority, non-inferiority, equivalence, parity, or a U.S.-river superpopulation claim.</w:t>
       </w:r>
     </w:p>
     <w:p>
